--- a/projects/india_patient_safety_surveillance/docs/manuscripts/target_journal_packages/ijmr_special_article_surveillance/submission_bundle_index_ijmr.docx
+++ b/projects/india_patient_safety_surveillance/docs/manuscripts/target_journal_packages/ijmr_special_article_surveillance/submission_bundle_index_ijmr.docx
@@ -122,7 +122,7 @@
         <w:rPr>
           <w:rStyle w:val="VerbatimChar"/>
         </w:rPr>
-        <w:t xml:space="preserve">figures/figure1_federated_operating_model.svg</w:t>
+        <w:t xml:space="preserve">summary_table_ijmr.md</w:t>
       </w:r>
     </w:p>
     <w:p>
@@ -137,6 +137,21 @@
         <w:rPr>
           <w:rStyle w:val="VerbatimChar"/>
         </w:rPr>
+        <w:t xml:space="preserve">figures/figure1_federated_operating_model.svg</w:t>
+      </w:r>
+    </w:p>
+    <w:p>
+      <w:pPr>
+        <w:pStyle w:val="Compact"/>
+        <w:numPr>
+          <w:ilvl w:val="0"/>
+          <w:numId w:val="1001"/>
+        </w:numPr>
+      </w:pPr>
+      <w:r>
+        <w:rPr>
+          <w:rStyle w:val="VerbatimChar"/>
+        </w:rPr>
         <w:t xml:space="preserve">figures/figure2_data_learning_flow.svg</w:t>
       </w:r>
     </w:p>
@@ -238,6 +253,21 @@
           <w:rStyle w:val="VerbatimChar"/>
         </w:rPr>
         <w:t xml:space="preserve">figure_package_ijmr.docx</w:t>
+      </w:r>
+    </w:p>
+    <w:p>
+      <w:pPr>
+        <w:pStyle w:val="Compact"/>
+        <w:numPr>
+          <w:ilvl w:val="0"/>
+          <w:numId w:val="1002"/>
+        </w:numPr>
+      </w:pPr>
+      <w:r>
+        <w:rPr>
+          <w:rStyle w:val="VerbatimChar"/>
+        </w:rPr>
+        <w:t xml:space="preserve">summary_table_ijmr.docx</w:t>
       </w:r>
     </w:p>
     <w:bookmarkEnd w:id="10"/>

--- a/projects/india_patient_safety_surveillance/docs/manuscripts/target_journal_packages/ijmr_special_article_surveillance/submission_bundle_index_ijmr.docx
+++ b/projects/india_patient_safety_surveillance/docs/manuscripts/target_journal_packages/ijmr_special_article_surveillance/submission_bundle_index_ijmr.docx
@@ -107,7 +107,7 @@
         <w:rPr>
           <w:rStyle w:val="VerbatimChar"/>
         </w:rPr>
-        <w:t xml:space="preserve">figure_package_ijmr.md</w:t>
+        <w:t xml:space="preserve">ijmr_word_format_pass.md</w:t>
       </w:r>
     </w:p>
     <w:p>
@@ -122,7 +122,7 @@
         <w:rPr>
           <w:rStyle w:val="VerbatimChar"/>
         </w:rPr>
-        <w:t xml:space="preserve">summary_table_ijmr.md</w:t>
+        <w:t xml:space="preserve">figure_package_ijmr.md</w:t>
       </w:r>
     </w:p>
     <w:p>
@@ -137,7 +137,7 @@
         <w:rPr>
           <w:rStyle w:val="VerbatimChar"/>
         </w:rPr>
-        <w:t xml:space="preserve">figures/figure1_federated_operating_model.svg</w:t>
+        <w:t xml:space="preserve">summary_table_ijmr.md</w:t>
       </w:r>
     </w:p>
     <w:p>
@@ -152,6 +152,21 @@
         <w:rPr>
           <w:rStyle w:val="VerbatimChar"/>
         </w:rPr>
+        <w:t xml:space="preserve">figures/figure1_federated_operating_model.svg</w:t>
+      </w:r>
+    </w:p>
+    <w:p>
+      <w:pPr>
+        <w:pStyle w:val="Compact"/>
+        <w:numPr>
+          <w:ilvl w:val="0"/>
+          <w:numId w:val="1001"/>
+        </w:numPr>
+      </w:pPr>
+      <w:r>
+        <w:rPr>
+          <w:rStyle w:val="VerbatimChar"/>
+        </w:rPr>
         <w:t xml:space="preserve">figures/figure2_data_learning_flow.svg</w:t>
       </w:r>
     </w:p>
@@ -238,6 +253,21 @@
           <w:rStyle w:val="VerbatimChar"/>
         </w:rPr>
         <w:t xml:space="preserve">submission_notes_ijmr.docx</w:t>
+      </w:r>
+    </w:p>
+    <w:p>
+      <w:pPr>
+        <w:pStyle w:val="Compact"/>
+        <w:numPr>
+          <w:ilvl w:val="0"/>
+          <w:numId w:val="1002"/>
+        </w:numPr>
+      </w:pPr>
+      <w:r>
+        <w:rPr>
+          <w:rStyle w:val="VerbatimChar"/>
+        </w:rPr>
+        <w:t xml:space="preserve">ijmr_word_format_pass.docx</w:t>
       </w:r>
     </w:p>
     <w:p>

--- a/projects/india_patient_safety_surveillance/docs/manuscripts/target_journal_packages/ijmr_special_article_surveillance/submission_bundle_index_ijmr.docx
+++ b/projects/india_patient_safety_surveillance/docs/manuscripts/target_journal_packages/ijmr_special_article_surveillance/submission_bundle_index_ijmr.docx
@@ -122,6 +122,21 @@
         <w:rPr>
           <w:rStyle w:val="VerbatimChar"/>
         </w:rPr>
+        <w:t xml:space="preserve">declarations_ijmr.md</w:t>
+      </w:r>
+    </w:p>
+    <w:p>
+      <w:pPr>
+        <w:pStyle w:val="Compact"/>
+        <w:numPr>
+          <w:ilvl w:val="0"/>
+          <w:numId w:val="1001"/>
+        </w:numPr>
+      </w:pPr>
+      <w:r>
+        <w:rPr>
+          <w:rStyle w:val="VerbatimChar"/>
+        </w:rPr>
         <w:t xml:space="preserve">figure_package_ijmr.md</w:t>
       </w:r>
     </w:p>
@@ -268,6 +283,21 @@
           <w:rStyle w:val="VerbatimChar"/>
         </w:rPr>
         <w:t xml:space="preserve">ijmr_word_format_pass.docx</w:t>
+      </w:r>
+    </w:p>
+    <w:p>
+      <w:pPr>
+        <w:pStyle w:val="Compact"/>
+        <w:numPr>
+          <w:ilvl w:val="0"/>
+          <w:numId w:val="1002"/>
+        </w:numPr>
+      </w:pPr>
+      <w:r>
+        <w:rPr>
+          <w:rStyle w:val="VerbatimChar"/>
+        </w:rPr>
+        <w:t xml:space="preserve">declarations_ijmr.docx</w:t>
       </w:r>
     </w:p>
     <w:p>
